--- a/site/files/Phase-Protocol-299-Quinn's Landing and Leaving Europa Protocols - How to Slowdown and Cross the Belt- Gemini Protocols.docx
+++ b/site/files/Phase-Protocol-299-Quinn's Landing and Leaving Europa Protocols - How to Slowdown and Cross the Belt- Gemini Protocols.docx
@@ -413,7 +413,7 @@
         <w:rPr>
           <w:sz w:val="22"/>
         </w:rPr>
-        <w:t xml:space="preserve"> two massive ships that do not slow — the jumbo (the pod-carrier, 'the jumbo carrying the space shuttle on a small scale') and its twin; the momentum sink and the bolo's centre; 'structurally designed to be thats strong through the side.'</w:t>
+        <w:t xml:space="preserve"> two massive ships that do not slow — the jumbo (the pod-carrier, 'the jumbo carrying the space shuttle on a small scale') and a swing anchor, equal or larger — never twins, one other ship is enough, and the lander can swing off a shuttle; the momentum sink and the bolo's centre; inertia and angular momentum on a tether, not gravity, the same slide as the Europa speedway; 'structurally designed to be thats strong through the side.'</w:t>
       </w:r>
     </w:p>
     <w:p>
@@ -1146,13 +1146,12 @@
         <w:rPr>
           <w:sz w:val="22"/>
         </w:rPr>
-        <w:t xml:space="preserve">- </w:t>
-      </w:r>
-      <w:r>
-        <w:rPr>
-          <w:sz w:val="22"/>
-        </w:rPr>
-        <w:t xml:space="preserve">Do NOT build twin ships — 'the size variance will probably match well'; the mass split is the engine (Δv inversely with mass).</w:t>
+        <w:t>- Do NOT build twin ships — never twins: the anchor is equal or larger and one other ship is enough; 'the size variance will probably match well'; the mass split is the engine (Δv inversely with mass).</w:t>
+      </w:r>
+      <w:r>
+        <w:rPr>
+          <w:sz w:val="22"/>
+        </w:rPr>
       </w:r>
     </w:p>
     <w:p>
